--- a/data/employees/EMP003/AST-EMP003-03.docx
+++ b/data/employees/EMP003/AST-EMP003-03.docx
@@ -7,10 +7,7 @@
         <w:pStyle w:val="Heading1"/>
       </w:pPr>
       <w:r>
-        <w:rPr>
-          <w:sz w:val="36"/>
-        </w:rPr>
-        <w:t>Design specification - EMP003</w:t>
+        <w:t>Ast Emp003 03 - EMP003</w:t>
       </w:r>
     </w:p>
     <w:p>
@@ -18,130 +15,32 @@
         <w:pStyle w:val="Heading2"/>
       </w:pPr>
       <w:r>
-        <w:t>Document Metadata</w:t>
-      </w:r>
-    </w:p>
-    <w:tbl>
-      <w:tblPr>
-        <w:tblStyle w:val="TableGrid"/>
-        <w:tblW w:type="auto" w:w="0"/>
-        <w:tblLook w:firstColumn="1" w:firstRow="1" w:lastColumn="0" w:lastRow="0" w:noHBand="0" w:noVBand="1" w:val="04A0"/>
-      </w:tblPr>
-      <w:tblGrid>
-        <w:gridCol w:w="4320"/>
-        <w:gridCol w:w="4320"/>
-      </w:tblGrid>
-      <w:tr>
-        <w:tc>
-          <w:tcPr>
-            <w:tcW w:type="dxa" w:w="4320"/>
-          </w:tcPr>
-          <w:p>
-            <w:r>
-              <w:t>Author</w:t>
-            </w:r>
-          </w:p>
-        </w:tc>
-        <w:tc>
-          <w:tcPr>
-            <w:tcW w:type="dxa" w:w="4320"/>
-          </w:tcPr>
-          <w:p>
-            <w:r>
-              <w:t>Taylor Miller</w:t>
-            </w:r>
-          </w:p>
-        </w:tc>
-      </w:tr>
-      <w:tr>
-        <w:tc>
-          <w:tcPr>
-            <w:tcW w:type="dxa" w:w="4320"/>
-          </w:tcPr>
-          <w:p>
-            <w:r>
-              <w:t>Role / Department</w:t>
-            </w:r>
-          </w:p>
-        </w:tc>
-        <w:tc>
-          <w:tcPr>
-            <w:tcW w:type="dxa" w:w="4320"/>
-          </w:tcPr>
-          <w:p>
-            <w:r>
-              <w:t>Lead | IT</w:t>
-            </w:r>
-          </w:p>
-        </w:tc>
-      </w:tr>
-      <w:tr>
-        <w:tc>
-          <w:tcPr>
-            <w:tcW w:type="dxa" w:w="4320"/>
-          </w:tcPr>
-          <w:p>
-            <w:r>
-              <w:t>Location</w:t>
-            </w:r>
-          </w:p>
-        </w:tc>
-        <w:tc>
-          <w:tcPr>
-            <w:tcW w:type="dxa" w:w="4320"/>
-          </w:tcPr>
-          <w:p>
-            <w:r>
-              <w:t>Bengaluru</w:t>
-            </w:r>
-          </w:p>
-        </w:tc>
-      </w:tr>
-      <w:tr>
-        <w:tc>
-          <w:tcPr>
-            <w:tcW w:type="dxa" w:w="4320"/>
-          </w:tcPr>
-          <w:p>
-            <w:r>
-              <w:t>Last Modified</w:t>
-            </w:r>
-          </w:p>
-        </w:tc>
-        <w:tc>
-          <w:tcPr>
-            <w:tcW w:type="dxa" w:w="4320"/>
-          </w:tcPr>
-          <w:p>
-            <w:r>
-              <w:t>2025-01-07</w:t>
-            </w:r>
-          </w:p>
-        </w:tc>
-      </w:tr>
-    </w:tbl>
-    <w:p/>
-    <w:p>
-      <w:pPr>
-        <w:pStyle w:val="Heading2"/>
-      </w:pPr>
-      <w:r>
-        <w:t>Specification</w:t>
+        <w:t>Page 1</w:t>
       </w:r>
     </w:p>
     <w:p>
       <w:r>
-        <w:t>Design Specification: Zero-Trust Network Segmentation</w:t>
+        <w:t>Section 1: Knowledge transfer and onboarding. EMP003 contributes to ast emp003 03 through recurring collaboration, clear ownership boundaries, and measurable outcomes. The team captures decisions, open issues, and handoffs so that knowledge remains discoverable for future programs.</w:t>
       </w:r>
     </w:p>
     <w:p>
       <w:r>
-        <w:t>Version: 1.0</w:t>
+        <w:t>Section 2: Customer escalation analysis. EMP003 contributes to ast emp003 03 through recurring collaboration, clear ownership boundaries, and measurable outcomes. The team captures decisions, open issues, and handoffs so that knowledge remains discoverable for future programs.</w:t>
       </w:r>
     </w:p>
     <w:p>
       <w:r>
-        <w:t>This specification describes the implementation of micro-segmentation across the corporate network. Identity verification enforces MFA for all admin access. East-west traffic inspection is handled by the Azure Firewall Premium tier with IDPS signatures enabled.</w:t>
+        <w:t>Section 3: Knowledge transfer and onboarding. EMP003 contributes to ast emp003 03 through recurring collaboration, clear ownership boundaries, and measurable outcomes. The team captures decisions, open issues, and handoffs so that knowledge remains discoverable for future programs.</w:t>
+      </w:r>
+    </w:p>
+    <w:p>
+      <w:r>
+        <w:t>Section 4: Quarterly delivery milestones. EMP003 contributes to ast emp003 03 through recurring collaboration, clear ownership boundaries, and measurable outcomes. The team captures decisions, open issues, and handoffs so that knowledge remains discoverable for future programs.</w:t>
+      </w:r>
+    </w:p>
+    <w:p>
+      <w:r>
+        <w:br w:type="page"/>
       </w:r>
     </w:p>
     <w:p>
@@ -149,12 +48,60 @@
         <w:pStyle w:val="Heading2"/>
       </w:pPr>
       <w:r>
-        <w:t>Author Competencies</w:t>
+        <w:t>Page 2</w:t>
       </w:r>
     </w:p>
     <w:p>
       <w:r>
-        <w:t>TypeScript, Azure AI, Ontology, MLOps</w:t>
+        <w:t>Section 1: Customer escalation analysis. EMP003 contributes to ast emp003 03 through recurring collaboration, clear ownership boundaries, and measurable outcomes. The team captures decisions, open issues, and handoffs so that knowledge remains discoverable for future programs.</w:t>
+      </w:r>
+    </w:p>
+    <w:p>
+      <w:r>
+        <w:t>Section 2: Department KPI performance. EMP003 contributes to ast emp003 03 through recurring collaboration, clear ownership boundaries, and measurable outcomes. The team captures decisions, open issues, and handoffs so that knowledge remains discoverable for future programs.</w:t>
+      </w:r>
+    </w:p>
+    <w:p>
+      <w:r>
+        <w:t>Section 3: Data quality remediation. EMP003 contributes to ast emp003 03 through recurring collaboration, clear ownership boundaries, and measurable outcomes. The team captures decisions, open issues, and handoffs so that knowledge remains discoverable for future programs.</w:t>
+      </w:r>
+    </w:p>
+    <w:p>
+      <w:r>
+        <w:t>Section 4: Operational risk review. EMP003 contributes to ast emp003 03 through recurring collaboration, clear ownership boundaries, and measurable outcomes. The team captures decisions, open issues, and handoffs so that knowledge remains discoverable for future programs.</w:t>
+      </w:r>
+    </w:p>
+    <w:p>
+      <w:r>
+        <w:br w:type="page"/>
+      </w:r>
+    </w:p>
+    <w:p>
+      <w:pPr>
+        <w:pStyle w:val="Heading2"/>
+      </w:pPr>
+      <w:r>
+        <w:t>Page 3</w:t>
+      </w:r>
+    </w:p>
+    <w:p>
+      <w:r>
+        <w:t>Section 1: Operational risk review. EMP003 contributes to ast emp003 03 through recurring collaboration, clear ownership boundaries, and measurable outcomes. The team captures decisions, open issues, and handoffs so that knowledge remains discoverable for future programs.</w:t>
+      </w:r>
+    </w:p>
+    <w:p>
+      <w:r>
+        <w:t>Section 2: Customer escalation analysis. EMP003 contributes to ast emp003 03 through recurring collaboration, clear ownership boundaries, and measurable outcomes. The team captures decisions, open issues, and handoffs so that knowledge remains discoverable for future programs.</w:t>
+      </w:r>
+    </w:p>
+    <w:p>
+      <w:r>
+        <w:t>Section 3: Department KPI performance. EMP003 contributes to ast emp003 03 through recurring collaboration, clear ownership boundaries, and measurable outcomes. The team captures decisions, open issues, and handoffs so that knowledge remains discoverable for future programs.</w:t>
+      </w:r>
+    </w:p>
+    <w:p>
+      <w:r>
+        <w:t>Section 4: Operational risk review. EMP003 contributes to ast emp003 03 through recurring collaboration, clear ownership boundaries, and measurable outcomes. The team captures decisions, open issues, and handoffs so that knowledge remains discoverable for future programs.</w:t>
       </w:r>
     </w:p>
     <w:sectPr>
